--- a/ru/discovery-articles/4.7 Структура ДНК и молекулярная генетика.docx
+++ b/ru/discovery-articles/4.7 Структура ДНК и молекулярная генетика.docx
@@ -4,136 +4,103 @@
   <w:body>
     <w:p>
       <w:pPr>
-        <w:spacing w:before="0" w:after="80"/>
+        <w:pStyle w:val="Title"/>
+        <w:widowControl/>
       </w:pPr>
       <w:r>
-        <w:rPr>
-          <w:rFonts w:ascii="Calibri" w:hAnsi="Calibri" w:cs="Calibri"/>
-          <w:b/>
-          <w:color w:val="2E74B5"/>
-          <w:sz w:val="20"/>
-        </w:rPr>
-        <w:t>4. Медицина, биология и общественное здравоохранение</w:t>
+        <w:t>4.7 Структура ДНК и молекулярная генетика</w:t>
       </w:r>
     </w:p>
     <w:p>
       <w:pPr>
         <w:keepNext/>
-        <w:spacing w:before="0" w:after="120"/>
+        <w:widowControl/>
       </w:pPr>
       <w:r>
         <w:rPr>
-          <w:rFonts w:ascii="Calibri" w:hAnsi="Calibri" w:cs="Calibri"/>
-          <w:b/>
-          <w:color w:val="0B2545"/>
-          <w:sz w:val="48"/>
+          <w:sz w:val="20"/>
         </w:rPr>
-        <w:t>4.7 Структура ДНК и молекулярная генетика</w:t>
+        <w:t>4. Медицина, биология и общественное здоровье</w:t>
       </w:r>
     </w:p>
     <w:p>
       <w:pPr>
-        <w:spacing w:before="0" w:after="200" w:line="276" w:lineRule="auto"/>
+        <w:keepNext/>
+        <w:widowControl/>
       </w:pPr>
       <w:r>
         <w:rPr>
-          <w:rFonts w:ascii="Calibri" w:hAnsi="Calibri" w:cs="Calibri"/>
-          <w:i/>
-          <w:color w:val="666666"/>
-          <w:sz w:val="21"/>
+          <w:sz w:val="20"/>
         </w:rPr>
-        <w:t>Период: 1953 год — модель двойной спирали Уотсона и Крика; предшествующие работы Эйвери (1944) и рентгеноструктурные исследования Франклин | Ключевые фигуры: Джеймс Уотсон; Фрэнсис Крик; Розалинд Франклин (рентгеновская кристаллография); Эрвин Чаргафф; Освальд Эйвери</w:t>
+        <w:t>Период: 1953 год — двойная спираль Уотсона и Крика; ранее работа Эвери 1944 года и рентгеновские исследования Франклин | Основные участники: Джеймс Уотсон, Фрэнсис Крик, Розалинд Франклин, Эрвин Чаргафф, Освальд Эвери</w:t>
       </w:r>
     </w:p>
     <w:p>
       <w:pPr>
-        <w:spacing w:before="0" w:after="200" w:line="300" w:lineRule="auto"/>
+        <w:widowControl/>
       </w:pPr>
       <w:r>
-        <w:rPr>
-          <w:rFonts w:ascii="Calibri" w:hAnsi="Calibri" w:cs="Calibri"/>
-          <w:color w:val="0B2545"/>
-          <w:sz w:val="23"/>
-        </w:rPr>
-        <w:t>ДНК — длинная молекула, в которой записаны наследственные инструкции. Её форма двойной спирали объяснила, как эта информация копируется. Опубликованная в 1953 году структура положила начало молекулярной генетике.</w:t>
+        <w:t>ДНК — длинная молекула, несущая наследственные инструкции. Её двойная спираль объяснила возможность их копирования. Модель 1953 года открыла путь молекулярной генетике.</w:t>
       </w:r>
     </w:p>
     <w:p>
       <w:pPr>
         <w:pStyle w:val="Heading1"/>
+        <w:widowControl/>
       </w:pPr>
       <w:r>
-        <w:t>Ключевые факты</w:t>
+        <w:t>Кратко о главном</w:t>
       </w:r>
     </w:p>
     <w:p>
       <w:pPr>
-        <w:keepLines/>
-        <w:spacing w:after="80" w:line="300" w:lineRule="auto"/>
-        <w:numPr>
-          <w:ilvl w:val="0"/>
-          <w:numId w:val="10"/>
-        </w:numPr>
+        <w:pStyle w:val="ListBullet"/>
+        <w:widowControl/>
       </w:pPr>
       <w:r>
-        <w:t>В 1944 году группа Освальда Эйвери показала, что ДНК может служить носителем наследственности.</w:t>
+        <w:t>В 1944 году группа Эвери показала, что ДНК может переносить наследственную информацию.</w:t>
       </w:r>
     </w:p>
     <w:p>
       <w:pPr>
-        <w:keepLines/>
-        <w:spacing w:after="80" w:line="300" w:lineRule="auto"/>
-        <w:numPr>
-          <w:ilvl w:val="0"/>
-          <w:numId w:val="10"/>
-        </w:numPr>
+        <w:pStyle w:val="ListBullet"/>
+        <w:widowControl/>
       </w:pPr>
       <w:r>
-        <w:t>Розалинд Франклин и Морис Уилкинс получили важнейшие данные с помощью рентгеновской кристаллографии.</w:t>
+        <w:t>Франклин и Морис Уилкинс получили ключевые рентгеновские данные.</w:t>
       </w:r>
     </w:p>
     <w:p>
       <w:pPr>
-        <w:keepLines/>
-        <w:spacing w:after="80" w:line="300" w:lineRule="auto"/>
-        <w:numPr>
-          <w:ilvl w:val="0"/>
-          <w:numId w:val="10"/>
-        </w:numPr>
+        <w:pStyle w:val="ListBullet"/>
+        <w:widowControl/>
       </w:pPr>
       <w:r>
-        <w:t>В 1953 году Джеймс Уотсон и Фрэнсис Крик предложили модель двойной спирали.</w:t>
+        <w:t>Уотсон и Крик предложили двойную спираль в 1953 году.</w:t>
       </w:r>
     </w:p>
     <w:p>
       <w:pPr>
-        <w:keepLines/>
-        <w:spacing w:after="80" w:line="300" w:lineRule="auto"/>
-        <w:numPr>
-          <w:ilvl w:val="0"/>
-          <w:numId w:val="10"/>
-        </w:numPr>
+        <w:pStyle w:val="ListBullet"/>
+        <w:widowControl/>
       </w:pPr>
       <w:r>
-        <w:t>Комплементарные пары оснований А—Т и Г—Ц объясняют точное копирование ДНК.</w:t>
+        <w:t>Пары оснований A–T и G–C объясняют точность копирования.</w:t>
       </w:r>
     </w:p>
     <w:p>
       <w:pPr>
-        <w:keepLines/>
-        <w:spacing w:after="80" w:line="300" w:lineRule="auto"/>
-        <w:numPr>
-          <w:ilvl w:val="0"/>
-          <w:numId w:val="10"/>
-        </w:numPr>
+        <w:pStyle w:val="ListBullet"/>
+        <w:widowControl/>
       </w:pPr>
       <w:r>
-        <w:t>Раскрытие структуры превратило гены из отвлечённых наследственных факторов в конкретные химические объекты.</w:t>
+        <w:t>Гены стали химическими объектами, а не отвлечёнными наследственными факторами.</w:t>
       </w:r>
     </w:p>
     <w:p>
       <w:pPr>
         <w:pStyle w:val="Heading1"/>
+        <w:widowControl/>
       </w:pPr>
       <w:r>
         <w:t>Что это такое</w:t>
@@ -141,143 +108,101 @@
     </w:p>
     <w:p>
       <w:pPr>
-        <w:keepLines w:val="0"/>
+        <w:widowControl/>
       </w:pPr>
       <w:r>
-        <w:t>ДНК, или дезоксирибонуклеиновая кислота, — длинная молекула внутри клеток, которая хранит инструкции по построению и работе организма. Она имеет форму двойной спирали: две цепи обвивают друг друга, напоминая винтовую лестницу.</w:t>
-      </w:r>
-    </w:p>
-    <w:p>
-      <w:pPr>
-        <w:keepLines w:val="0"/>
-      </w:pPr>
-      <w:r>
-        <w:t>Ступени этой лестницы образованы парами химических «букв»: А соединяется с Т, а Г — с Ц. Цепи могут расходиться, после чего каждая служит образцом для копирования. Молекулярная генетика изучает, как последовательность этих букв превращается в признаки организма. Проще говоря, ДНК — это записанный рецепт, который клетка умеет воспроизводить.</w:t>
+        <w:t>ДНК, дезоксирибонуклеиновая кислота, — длинная молекула клеток, хранящая сведения о построении и работе организма. Две цепи закручены вместе, словно винтовая лестница. Перекладины составляют пары химических «букв»: A с T и G с C. Цепи могут расходиться и копироваться. Молекулярная генетика изучает, как эта последовательность связана с признаками. Образно ДНК — записанный рецепт, который клетка умеет копировать.</w:t>
       </w:r>
     </w:p>
     <w:p>
       <w:pPr>
         <w:pStyle w:val="Heading1"/>
+        <w:widowControl/>
       </w:pPr>
       <w:r>
-        <w:t>Кто это открыл или изобрёл</w:t>
+        <w:t>Кто открыл или изобрёл</w:t>
       </w:r>
     </w:p>
     <w:p>
       <w:pPr>
-        <w:keepLines w:val="0"/>
+        <w:widowControl/>
       </w:pPr>
       <w:r>
-        <w:t>Грегор Мендель показал, что признаки наследуются отдельными единицами, но не знал, из какого вещества они состоят. В 1944 году Освальд Эйвери, Колин Маклауд и Маклин Маккарти пришли к выводу, что таким веществом служит ДНК; в 1952 году эксперименты Херши и Чейз укрепили это доказательство.</w:t>
-      </w:r>
-    </w:p>
-    <w:p>
-      <w:pPr>
-        <w:keepLines w:val="0"/>
-      </w:pPr>
-      <w:r>
-        <w:t>Рентгеновские снимки Розалинд Франклин и Рэймонда Гослинга, а также работа лаборатории Мориса Уилкинса дали ключевые сведения о геометрии молекулы. В Кембридже Джеймс Уотсон и Фрэнсис Крик построили модель, опубликованную в апреле 1953 года. Это общее достижение многих учёных, причём вклад Франклин долгое время недооценивали.</w:t>
+        <w:t>Грегор Мендель показал наследование признаков отдельными единицами, но их вещество не знал. В 1944 году Эвери, Колин Маклауд и Маклин Маккарти обосновали роль ДНК; Херши и Чейз усилили доказательства в 1952 году. Рентгеновские снимки Франклин и Рэймонда Гослинга и работа лаборатории Уилкинса дали геометрические подсказки. Уотсон и Крик в Кембридже построили модель, опубликованную в апреле 1953 года. Заслуга общая; роль Франклин долго недооценивали.</w:t>
       </w:r>
     </w:p>
     <w:p>
       <w:pPr>
         <w:pStyle w:val="Heading1"/>
+        <w:widowControl/>
       </w:pPr>
       <w:r>
-        <w:t>Когда и как это появилось</w:t>
+        <w:t>Когда и как появилось</w:t>
       </w:r>
     </w:p>
     <w:p>
       <w:pPr>
-        <w:keepLines w:val="0"/>
+        <w:widowControl/>
       </w:pPr>
       <w:r>
-        <w:t>После войны физики и биологи объединились в поисках материальной основы жизни. Главным методом стала рентгеновская кристаллография: по картине рассеяния рентгеновских лучей на упорядоченном образце можно восстановить пространственное строение молекулы.</w:t>
-      </w:r>
-    </w:p>
-    <w:p>
-      <w:pPr>
-        <w:keepLines w:val="0"/>
-      </w:pPr>
-      <w:r>
-        <w:t>Правила Чаргаффа, согласно которым количества некоторых оснований равны, и соперничество нескольких лабораторий подготовили развязку. Журнал Nature опубликовал короткую, всего на одну страницу, статью, после которой язык биологии изменился.</w:t>
+        <w:t>Открытие произошло в небольшом послевоенном сообществе физиков и биологов, обратившихся к тайне жизни. Ключевым методом был рентгеноструктурный анализ — получение сведений о строении по взаимодействию рентгеновских лучей с упорядоченным образцом. Помогли правила Чаргаффа о равных количествах определённых оснований и соревнование лабораторий. Журнал Nature напечатал одностраничную статью, изменившую язык биологии.</w:t>
       </w:r>
     </w:p>
     <w:p>
       <w:pPr>
         <w:pStyle w:val="Heading1"/>
+        <w:widowControl/>
       </w:pPr>
       <w:r>
-        <w:t>Научное значение</w:t>
+        <w:t>Значение для науки</w:t>
       </w:r>
     </w:p>
     <w:p>
       <w:pPr>
-        <w:keepLines w:val="0"/>
+        <w:widowControl/>
       </w:pPr>
       <w:r>
-        <w:t>Двойная спираль объяснила механизм репликации: каждая цепь служит матрицей для построения новой парной цепи. Поэтому наследственная информация копируется с высокой точностью, но может изменяться при замене одной «буквы».</w:t>
-      </w:r>
-    </w:p>
-    <w:p>
-      <w:pPr>
-        <w:keepLines w:val="0"/>
-      </w:pPr>
-      <w:r>
-        <w:t>Гены стали понимать как последовательности, а не как загадочные частицы. Медицина, эволюционная биология и криминалистика получили общую химическую основу. Немногие структуры когда-либо давали ответ сразу на столь широкий круг вопросов.</w:t>
+        <w:t>Спираль объяснила репликацию — копирование: каждая цепь служит шаблоном для новой парной цепи. Поэтому наследование может быть точным и одновременно изменяться при замене буквы. Гены стали последовательностями, а не загадочными частицами. Медицина, изучение эволюции и судебная экспертиза получили общую химическую основу. Редко одна структура отвечала сразу на столько вопросов.</w:t>
       </w:r>
     </w:p>
     <w:p>
       <w:pPr>
         <w:pStyle w:val="Heading1"/>
+        <w:widowControl/>
       </w:pPr>
       <w:r>
-        <w:t>Влияние на последующее развитие</w:t>
+        <w:t>Влияние на дальнейшее развитие</w:t>
       </w:r>
     </w:p>
     <w:p>
       <w:pPr>
-        <w:keepLines w:val="0"/>
+        <w:widowControl/>
       </w:pPr>
       <w:r>
-        <w:t>Расшифровка генетического кода, технологии рекомбинантной ДНК, секвенирование и CRISPR стали прямым продолжением открытия двойной спирали. История снимков Франклин одновременно напоминает, насколько важно справедливо признавать вклад всех участников научной работы.</w:t>
-      </w:r>
-    </w:p>
-    <w:p>
-      <w:pPr>
-        <w:keepLines w:val="0"/>
-      </w:pPr>
-      <w:r>
-        <w:t>Молекулярная биология превратилась в крупную отрасль, породив биотехнологии, генетические тесты и построение эволюционных деревьев по последовательностям. Изображение спирали по-прежнему открывает учебники: оно стало и научным фактом, и символом.</w:t>
+        <w:t>Прямые продолжения — расшифровка генетического кода, рекомбинантная ДНК, то есть соединение фрагментов, секвенирование — чтение последовательности, и CRISPR, система редактирования на основе коротких повторов ДНК и связанных с ними белков. Снимки Франклин напоминают и о справедливом признании научного труда. Молекулярная биология стала отраслью: биотехнологии, генетические тесты и построение эволюционных деревьев по последовательностям. Учебники по-прежнему начинают со спирали — и научного факта, и символа.</w:t>
       </w:r>
     </w:p>
     <w:p>
       <w:pPr>
         <w:pStyle w:val="Heading1"/>
+        <w:widowControl/>
       </w:pPr>
       <w:r>
-        <w:t>Как это изменило жизнь людей</w:t>
+        <w:t>Как изменило жизнь людей</w:t>
       </w:r>
     </w:p>
     <w:p>
       <w:pPr>
-        <w:keepLines w:val="0"/>
+        <w:widowControl/>
       </w:pPr>
       <w:r>
-        <w:t>Появились тесты на отцовство, генетический анализ опухолей и диагностика наследственных заболеваний. Одновременно общество столкнулось с вопросами конфиденциальности, изменения генома и неравного доступа к новым возможностям.</w:t>
-      </w:r>
-    </w:p>
-    <w:p>
-      <w:pPr>
-        <w:keepLines w:val="0"/>
-      </w:pPr>
-      <w:r>
-        <w:t>Люди стали говорить о «гене» того или иного признака, порой чрезмерно упрощая сложную биологию. И всё же понимание ДНК сделало живые организмы значительно более постижимыми. Двойная спираль стала краеугольным камнем современного представления о жизни.</w:t>
+        <w:t>Появились тесты отцовства, генетика рака и диагностика наследственных болезней. Одновременно возникли вопросы конфиденциальности, изменения генов и неравного доступа. Общество стало говорить о «гене признака», иногда слишком упрощённо. Тем не менее понимание ДНК сделало живое более объяснимым и стало основой современного представления о жизни.</w:t>
       </w:r>
     </w:p>
     <w:p>
       <w:pPr>
         <w:pStyle w:val="Heading1"/>
+        <w:widowControl/>
       </w:pPr>
       <w:r>
         <w:t>Источники и литература</w:t>
@@ -286,145 +211,150 @@
     <w:p>
       <w:pPr>
         <w:pStyle w:val="Heading2"/>
+        <w:widowControl/>
       </w:pPr>
       <w:r>
-        <w:t>B. Рецензируемые статьи и оригинальные научные публикации</w:t>
+        <w:rPr>
+          <w:sz w:val="20"/>
+        </w:rPr>
+        <w:t>Рецензируемые и оригинальные научные статьи</w:t>
       </w:r>
     </w:p>
     <w:p>
       <w:pPr>
-        <w:keepLines/>
-        <w:spacing w:after="80" w:line="300" w:lineRule="auto"/>
-        <w:numPr>
-          <w:ilvl w:val="0"/>
-          <w:numId w:val="11"/>
-        </w:numPr>
+        <w:widowControl/>
       </w:pPr>
       <w:r>
-        <w:t>Watson, J. D., and F. H. C. Crick. «Molecular Structure of Nucleic Acids». Nature 171 (1953): 737–738.</w:t>
+        <w:rPr>
+          <w:sz w:val="20"/>
+        </w:rPr>
+        <w:t xml:space="preserve">1. Watson, J. D., and F. H. C. Crick. 'Molecular Structure of Nucleic Acids.' Nature 171 (1953): 737-738. </w:t>
       </w:r>
-      <w:r>
-        <w:t xml:space="preserve"> </w:t>
-      </w:r>
-      <w:hyperlink r:id="rId11">
+      <w:hyperlink r:id="rId9">
         <w:r>
           <w:rPr>
-            <w:color w:val="0563C1"/>
-            <w:u w:val="single"/>
+            <w:sz w:val="20"/>
           </w:rPr>
           <w:t>https://doi.org/10.1038/171737a0</w:t>
         </w:r>
       </w:hyperlink>
+      <w:r>
+        <w:rPr>
+          <w:sz w:val="20"/>
+        </w:rPr>
+      </w:r>
     </w:p>
     <w:p>
       <w:pPr>
-        <w:keepLines/>
-        <w:spacing w:after="80" w:line="300" w:lineRule="auto"/>
-        <w:numPr>
-          <w:ilvl w:val="0"/>
-          <w:numId w:val="11"/>
-        </w:numPr>
+        <w:widowControl/>
       </w:pPr>
       <w:r>
-        <w:t>Avery, Oswald T., Colin M. MacLeod, and Maclyn McCarty. «Studies on the Chemical Nature of the Substance Inducing Transformation of Pneumococcal Types». Journal of Experimental Medicine 79 (1944): 137–158.</w:t>
+        <w:rPr>
+          <w:sz w:val="20"/>
+        </w:rPr>
+        <w:t>2. Avery, Oswald T., Colin M. MacLeod, and Maclyn McCarty. 'Studies on the Chemical Nature of the Substance Inducing Transformation of Pneumococcal Types.' Journal of Experimental Medicine 79 (1944): 137-158.</w:t>
       </w:r>
     </w:p>
     <w:p>
       <w:pPr>
         <w:pStyle w:val="Heading2"/>
+        <w:widowControl/>
       </w:pPr>
       <w:r>
-        <w:t>C. Материалы научных учреждений и энциклопедий</w:t>
+        <w:rPr>
+          <w:sz w:val="20"/>
+        </w:rPr>
+        <w:t>Материалы организаций и энциклопедии</w:t>
       </w:r>
     </w:p>
     <w:p>
       <w:pPr>
-        <w:keepLines/>
-        <w:spacing w:after="80" w:line="300" w:lineRule="auto"/>
-        <w:numPr>
-          <w:ilvl w:val="0"/>
-          <w:numId w:val="12"/>
-        </w:numPr>
+        <w:widowControl/>
       </w:pPr>
       <w:r>
-        <w:t>DNA from the Beginning, Cold Spring Harbor Laboratory / Dolan DNA Learning Center.</w:t>
+        <w:rPr>
+          <w:sz w:val="20"/>
+        </w:rPr>
+        <w:t xml:space="preserve">1. DNA from the Beginning (Cold Spring Harbor Laboratory / Dolan DNA Learning Center). </w:t>
       </w:r>
+      <w:hyperlink r:id="rId10">
+        <w:r>
+          <w:rPr>
+            <w:sz w:val="20"/>
+          </w:rPr>
+          <w:t>https://www.dnaftb.org/</w:t>
+        </w:r>
+      </w:hyperlink>
       <w:r>
-        <w:t xml:space="preserve"> </w:t>
+        <w:rPr>
+          <w:sz w:val="20"/>
+        </w:rPr>
+      </w:r>
+    </w:p>
+    <w:p>
+      <w:pPr>
+        <w:widowControl/>
+      </w:pPr>
+      <w:r>
+        <w:rPr>
+          <w:sz w:val="20"/>
+        </w:rPr>
+        <w:t xml:space="preserve">2. Encyclopaedia Britannica. 'DNA.' </w:t>
+      </w:r>
+      <w:hyperlink r:id="rId11">
+        <w:r>
+          <w:rPr>
+            <w:sz w:val="20"/>
+          </w:rPr>
+          <w:t>https://www.britannica.com/science/DNA</w:t>
+        </w:r>
+      </w:hyperlink>
+      <w:r>
+        <w:rPr>
+          <w:sz w:val="20"/>
+        </w:rPr>
+      </w:r>
+    </w:p>
+    <w:p>
+      <w:pPr>
+        <w:pStyle w:val="Heading2"/>
+        <w:widowControl/>
+      </w:pPr>
+      <w:r>
+        <w:rPr>
+          <w:sz w:val="20"/>
+        </w:rPr>
+        <w:t>Космические агентства, лаборатории и научные организации</w:t>
+      </w:r>
+    </w:p>
+    <w:p>
+      <w:pPr>
+        <w:widowControl/>
+      </w:pPr>
+      <w:r>
+        <w:rPr>
+          <w:sz w:val="20"/>
+        </w:rPr>
+        <w:t xml:space="preserve">1. Nobel Prize. Physiology or Medicine 1962 (Crick, Watson, Wilkins). </w:t>
       </w:r>
       <w:hyperlink r:id="rId12">
         <w:r>
           <w:rPr>
-            <w:color w:val="0563C1"/>
-            <w:u w:val="single"/>
-          </w:rPr>
-          <w:t>https://www.dnaftb.org/</w:t>
-        </w:r>
-      </w:hyperlink>
-    </w:p>
-    <w:p>
-      <w:pPr>
-        <w:keepLines/>
-        <w:spacing w:after="80" w:line="300" w:lineRule="auto"/>
-        <w:numPr>
-          <w:ilvl w:val="0"/>
-          <w:numId w:val="12"/>
-        </w:numPr>
-      </w:pPr>
-      <w:r>
-        <w:t>Encyclopaedia Britannica. «DNA».</w:t>
-      </w:r>
-      <w:r>
-        <w:t xml:space="preserve"> </w:t>
-      </w:r>
-      <w:hyperlink r:id="rId13">
-        <w:r>
-          <w:rPr>
-            <w:color w:val="0563C1"/>
-            <w:u w:val="single"/>
-          </w:rPr>
-          <w:t>https://www.britannica.com/science/DNA</w:t>
-        </w:r>
-      </w:hyperlink>
-    </w:p>
-    <w:p>
-      <w:pPr>
-        <w:pStyle w:val="Heading2"/>
-      </w:pPr>
-      <w:r>
-        <w:t>G. Космические агентства, лаборатории и научные организации</w:t>
-      </w:r>
-    </w:p>
-    <w:p>
-      <w:pPr>
-        <w:keepLines/>
-        <w:spacing w:after="80" w:line="300" w:lineRule="auto"/>
-        <w:numPr>
-          <w:ilvl w:val="0"/>
-          <w:numId w:val="13"/>
-        </w:numPr>
-      </w:pPr>
-      <w:r>
-        <w:t>Нобелевская премия по физиологии или медицине 1962 года: Фрэнсис Крик, Джеймс Уотсон и Морис Уилкинс.</w:t>
-      </w:r>
-      <w:r>
-        <w:t xml:space="preserve"> </w:t>
-      </w:r>
-      <w:hyperlink r:id="rId14">
-        <w:r>
-          <w:rPr>
-            <w:color w:val="0563C1"/>
-            <w:u w:val="single"/>
+            <w:sz w:val="20"/>
           </w:rPr>
           <w:t>https://www.nobelprize.org/prizes/medicine/1962/summary/</w:t>
         </w:r>
       </w:hyperlink>
+      <w:r>
+        <w:rPr>
+          <w:sz w:val="20"/>
+        </w:rPr>
+      </w:r>
     </w:p>
     <w:sectPr>
-      <w:headerReference w:type="default" r:id="rId9"/>
-      <w:footerReference w:type="default" r:id="rId10"/>
-      <w:pgSz w:w="12240" w:h="15840"/>
-      <w:pgMar w:top="1440" w:right="1440" w:bottom="1440" w:left="1440" w:header="708" w:footer="708" w:gutter="0"/>
+      <w:footerReference w:type="default" r:id="rId13"/>
+      <w:pgSz w:w="11906" w:h="16838"/>
+      <w:pgMar w:top="1020" w:right="1134" w:bottom="1020" w:left="1134" w:header="720" w:footer="720" w:gutter="0"/>
       <w:cols w:space="720"/>
       <w:docGrid w:linePitch="360"/>
     </w:sectPr>
@@ -437,60 +367,11 @@
   <w:p>
     <w:pPr>
       <w:pStyle w:val="Footer"/>
-      <w:spacing w:before="0" w:after="0"/>
       <w:jc w:val="right"/>
     </w:pPr>
-    <w:r>
-      <w:rPr>
-        <w:rFonts w:ascii="Calibri" w:hAnsi="Calibri" w:cs="Calibri"/>
-        <w:color w:val="666666"/>
-        <w:sz w:val="18"/>
-      </w:rPr>
-      <w:t xml:space="preserve">Страница </w:t>
-    </w:r>
-    <w:r>
-      <w:rPr>
-        <w:rFonts w:ascii="Calibri" w:hAnsi="Calibri" w:cs="Calibri"/>
-        <w:color w:val="666666"/>
-        <w:sz w:val="18"/>
-      </w:rPr>
-      <w:fldChar w:fldCharType="begin"/>
-      <w:instrText xml:space="preserve"> PAGE </w:instrText>
-      <w:fldChar w:fldCharType="separate"/>
-      <w:t>1</w:t>
-      <w:fldChar w:fldCharType="end"/>
-    </w:r>
+    <w:fldSimple w:instr="PAGE"/>
   </w:p>
 </w:ftr>
-</file>
-
-<file path=word/header1.xml><?xml version="1.0" encoding="utf-8"?>
-<w:hdr xmlns:m="http://schemas.openxmlformats.org/officeDocument/2006/math" xmlns:mc="http://schemas.openxmlformats.org/markup-compatibility/2006" xmlns:mo="http://schemas.microsoft.com/office/mac/office/2008/main" xmlns:mv="urn:schemas-microsoft-com:mac:vml" xmlns:o="urn:schemas-microsoft-com:office:office" xmlns:r="http://schemas.openxmlformats.org/officeDocument/2006/relationships" xmlns:v="urn:schemas-microsoft-com:vml" xmlns:w10="urn:schemas-microsoft-com:office:word" xmlns:w14="http://schemas.microsoft.com/office/word/2010/wordml" xmlns:w="http://schemas.openxmlformats.org/wordprocessingml/2006/main" xmlns:wne="http://schemas.microsoft.com/office/word/2006/wordml" xmlns:wp14="http://schemas.microsoft.com/office/word/2010/wordprocessingDrawing" xmlns:wp="http://schemas.openxmlformats.org/drawingml/2006/wordprocessingDrawing" xmlns:wpc="http://schemas.microsoft.com/office/word/2010/wordprocessingCanvas" xmlns:wpg="http://schemas.microsoft.com/office/word/2010/wordprocessingGroup" xmlns:wpi="http://schemas.microsoft.com/office/word/2010/wordprocessingInk" xmlns:wps="http://schemas.microsoft.com/office/word/2010/wordprocessingShape" mc:Ignorable="w14 wp14">
-  <w:p>
-    <w:pPr>
-      <w:pStyle w:val="Header"/>
-      <w:spacing w:after="0"/>
-      <w:jc w:val="left"/>
-    </w:pPr>
-    <w:r>
-      <w:rPr>
-        <w:rFonts w:ascii="Calibri" w:hAnsi="Calibri" w:cs="Calibri"/>
-        <w:b/>
-        <w:color w:val="666666"/>
-        <w:sz w:val="18"/>
-      </w:rPr>
-      <w:t>Открытия и изобретения</w:t>
-    </w:r>
-    <w:r>
-      <w:rPr>
-        <w:rFonts w:ascii="Calibri" w:hAnsi="Calibri" w:cs="Calibri"/>
-        <w:color w:val="666666"/>
-        <w:sz w:val="18"/>
-      </w:rPr>
-      <w:t xml:space="preserve">    |    4. Медицина, биология и общественное здравоохранение</w:t>
-    </w:r>
-  </w:p>
-</w:hdr>
 </file>
 
 <file path=word/numbering.xml><?xml version="1.0" encoding="utf-8"?>
@@ -693,78 +574,6 @@
   <w:num w:numId="9">
     <w:abstractNumId w:val="0"/>
   </w:num>
-  <w:abstractNum w:abstractNumId="9">
-    <w:multiLevelType w:val="singleLevel"/>
-    <w:lvl w:ilvl="0">
-      <w:start w:val="1"/>
-      <w:numFmt w:val="bullet"/>
-      <w:lvlText w:val="•"/>
-      <w:lvlJc w:val="left"/>
-      <w:pPr>
-        <w:tabs>
-          <w:tab w:val="num" w:pos="540"/>
-        </w:tabs>
-        <w:ind w:left="540" w:hanging="270"/>
-      </w:pPr>
-    </w:lvl>
-  </w:abstractNum>
-  <w:num w:numId="10">
-    <w:abstractNumId w:val="9"/>
-  </w:num>
-  <w:abstractNum w:abstractNumId="10">
-    <w:multiLevelType w:val="singleLevel"/>
-    <w:lvl w:ilvl="0">
-      <w:start w:val="1"/>
-      <w:numFmt w:val="decimal"/>
-      <w:lvlText w:val="%1."/>
-      <w:lvlJc w:val="left"/>
-      <w:pPr>
-        <w:tabs>
-          <w:tab w:val="num" w:pos="540"/>
-        </w:tabs>
-        <w:ind w:left="540" w:hanging="270"/>
-      </w:pPr>
-    </w:lvl>
-  </w:abstractNum>
-  <w:num w:numId="11">
-    <w:abstractNumId w:val="10"/>
-  </w:num>
-  <w:abstractNum w:abstractNumId="11">
-    <w:multiLevelType w:val="singleLevel"/>
-    <w:lvl w:ilvl="0">
-      <w:start w:val="1"/>
-      <w:numFmt w:val="decimal"/>
-      <w:lvlText w:val="%1."/>
-      <w:lvlJc w:val="left"/>
-      <w:pPr>
-        <w:tabs>
-          <w:tab w:val="num" w:pos="540"/>
-        </w:tabs>
-        <w:ind w:left="540" w:hanging="270"/>
-      </w:pPr>
-    </w:lvl>
-  </w:abstractNum>
-  <w:num w:numId="12">
-    <w:abstractNumId w:val="11"/>
-  </w:num>
-  <w:abstractNum w:abstractNumId="12">
-    <w:multiLevelType w:val="singleLevel"/>
-    <w:lvl w:ilvl="0">
-      <w:start w:val="1"/>
-      <w:numFmt w:val="decimal"/>
-      <w:lvlText w:val="%1."/>
-      <w:lvlJc w:val="left"/>
-      <w:pPr>
-        <w:tabs>
-          <w:tab w:val="num" w:pos="540"/>
-        </w:tabs>
-        <w:ind w:left="540" w:hanging="270"/>
-      </w:pPr>
-    </w:lvl>
-  </w:abstractNum>
-  <w:num w:numId="13">
-    <w:abstractNumId w:val="12"/>
-  </w:num>
 </w:numbering>
 </file>
 
@@ -773,7 +582,7 @@
   <w:docDefaults>
     <w:rPrDefault>
       <w:rPr>
-        <w:rFonts w:asciiTheme="minorHAnsi" w:eastAsiaTheme="minorEastAsia" w:hAnsiTheme="minorHAnsi" w:cstheme="minorBidi"/>
+        <w:rFonts/>
         <w:sz w:val="22"/>
         <w:szCs w:val="22"/>
         <w:lang w:val="en-US" w:eastAsia="en-US" w:bidi="ar-SA"/>
@@ -929,12 +738,13 @@
     <w:qFormat/>
     <w:rsid w:val="00FC693F"/>
     <w:pPr>
-      <w:widowControl/>
-      <w:spacing w:before="0" w:after="120" w:line="300" w:lineRule="auto"/>
+      <w:spacing w:after="120" w:line="259" w:lineRule="auto"/>
     </w:pPr>
     <w:rPr>
-      <w:rFonts w:ascii="Calibri" w:hAnsi="Calibri" w:cs="Calibri"/>
-      <w:sz w:val="22"/>
+      <w:rFonts w:ascii="Times New Roman" w:hAnsi="Times New Roman"/>
+      <w:color w:val="000000"/>
+      <w:sz w:val="24"/>
+      <w:lang w:val="ru-RU"/>
     </w:rPr>
   </w:style>
   <w:style w:type="paragraph" w:styleId="Header">
@@ -992,16 +802,17 @@
     <w:pPr>
       <w:keepNext/>
       <w:keepLines/>
-      <w:spacing w:before="360" w:after="200"/>
+      <w:spacing w:before="480" w:after="120" w:line="259" w:lineRule="auto"/>
       <w:outlineLvl w:val="0"/>
     </w:pPr>
     <w:rPr>
-      <w:rFonts w:asciiTheme="majorHAnsi" w:eastAsiaTheme="majorEastAsia" w:hAnsiTheme="majorHAnsi" w:cstheme="majorBidi" w:ascii="Calibri" w:hAnsi="Calibri" w:cs="Calibri"/>
+      <w:rFonts w:ascii="Times New Roman" w:hAnsi="Times New Roman"/>
       <w:b/>
       <w:bCs/>
-      <w:color w:val="2E74B5"/>
-      <w:sz w:val="32"/>
+      <w:color w:val="000000"/>
+      <w:sz w:val="26"/>
       <w:szCs w:val="28"/>
+      <w:lang w:val="ru-RU"/>
     </w:rPr>
   </w:style>
   <w:style w:type="paragraph" w:styleId="Heading2">
@@ -1016,16 +827,17 @@
     <w:pPr>
       <w:keepNext/>
       <w:keepLines/>
-      <w:spacing w:before="280" w:after="140"/>
+      <w:spacing w:before="200" w:after="120" w:line="259" w:lineRule="auto"/>
       <w:outlineLvl w:val="1"/>
     </w:pPr>
     <w:rPr>
-      <w:rFonts w:asciiTheme="majorHAnsi" w:eastAsiaTheme="majorEastAsia" w:hAnsiTheme="majorHAnsi" w:cstheme="majorBidi" w:ascii="Calibri" w:hAnsi="Calibri" w:cs="Calibri"/>
+      <w:rFonts w:ascii="Times New Roman" w:hAnsi="Times New Roman"/>
       <w:b/>
       <w:bCs/>
-      <w:color w:val="2E74B5"/>
+      <w:color w:val="000000"/>
       <w:sz w:val="26"/>
       <w:szCs w:val="26"/>
+      <w:lang w:val="ru-RU"/>
     </w:rPr>
   </w:style>
   <w:style w:type="paragraph" w:styleId="Heading3">
@@ -1040,15 +852,14 @@
     <w:pPr>
       <w:keepNext/>
       <w:keepLines/>
-      <w:spacing w:before="200" w:after="100"/>
+      <w:spacing w:before="200" w:after="0"/>
       <w:outlineLvl w:val="2"/>
     </w:pPr>
     <w:rPr>
-      <w:rFonts w:asciiTheme="majorHAnsi" w:eastAsiaTheme="majorEastAsia" w:hAnsiTheme="majorHAnsi" w:cstheme="majorBidi" w:ascii="Calibri" w:hAnsi="Calibri" w:cs="Calibri"/>
+      <w:rFonts/>
       <w:b/>
       <w:bCs/>
-      <w:color w:val="1F4D78"/>
-      <w:sz w:val="24"/>
+      <w:color w:val="4F81BD" w:themeColor="accent1"/>
     </w:rPr>
   </w:style>
   <w:style w:type="paragraph" w:styleId="Heading4">
@@ -1068,7 +879,7 @@
       <w:outlineLvl w:val="3"/>
     </w:pPr>
     <w:rPr>
-      <w:rFonts w:asciiTheme="majorHAnsi" w:eastAsiaTheme="majorEastAsia" w:hAnsiTheme="majorHAnsi" w:cstheme="majorBidi"/>
+      <w:rFonts/>
       <w:b/>
       <w:bCs/>
       <w:i/>
@@ -1093,7 +904,7 @@
       <w:outlineLvl w:val="4"/>
     </w:pPr>
     <w:rPr>
-      <w:rFonts w:asciiTheme="majorHAnsi" w:eastAsiaTheme="majorEastAsia" w:hAnsiTheme="majorHAnsi" w:cstheme="majorBidi"/>
+      <w:rFonts/>
       <w:color w:val="243F60" w:themeColor="accent1" w:themeShade="7F"/>
     </w:rPr>
   </w:style>
@@ -1114,7 +925,7 @@
       <w:outlineLvl w:val="5"/>
     </w:pPr>
     <w:rPr>
-      <w:rFonts w:asciiTheme="majorHAnsi" w:eastAsiaTheme="majorEastAsia" w:hAnsiTheme="majorHAnsi" w:cstheme="majorBidi"/>
+      <w:rFonts/>
       <w:i/>
       <w:iCs/>
       <w:color w:val="243F60" w:themeColor="accent1" w:themeShade="7F"/>
@@ -1137,7 +948,7 @@
       <w:outlineLvl w:val="6"/>
     </w:pPr>
     <w:rPr>
-      <w:rFonts w:asciiTheme="majorHAnsi" w:eastAsiaTheme="majorEastAsia" w:hAnsiTheme="majorHAnsi" w:cstheme="majorBidi"/>
+      <w:rFonts/>
       <w:i/>
       <w:iCs/>
       <w:color w:val="404040" w:themeColor="text1" w:themeTint="BF"/>
@@ -1160,7 +971,7 @@
       <w:outlineLvl w:val="7"/>
     </w:pPr>
     <w:rPr>
-      <w:rFonts w:asciiTheme="majorHAnsi" w:eastAsiaTheme="majorEastAsia" w:hAnsiTheme="majorHAnsi" w:cstheme="majorBidi"/>
+      <w:rFonts/>
       <w:color w:val="4F81BD" w:themeColor="accent1"/>
       <w:sz w:val="20"/>
       <w:szCs w:val="20"/>
@@ -1183,7 +994,7 @@
       <w:outlineLvl w:val="8"/>
     </w:pPr>
     <w:rPr>
-      <w:rFonts w:asciiTheme="majorHAnsi" w:eastAsiaTheme="majorEastAsia" w:hAnsiTheme="majorHAnsi" w:cstheme="majorBidi"/>
+      <w:rFonts/>
       <w:i/>
       <w:iCs/>
       <w:color w:val="404040" w:themeColor="text1" w:themeTint="BF"/>
@@ -1234,7 +1045,7 @@
     <w:uiPriority w:val="9"/>
     <w:rsid w:val="00FC693F"/>
     <w:rPr>
-      <w:rFonts w:asciiTheme="majorHAnsi" w:eastAsiaTheme="majorEastAsia" w:hAnsiTheme="majorHAnsi" w:cstheme="majorBidi"/>
+      <w:rFonts/>
       <w:b/>
       <w:bCs/>
       <w:color w:val="365F91" w:themeColor="accent1" w:themeShade="BF"/>
@@ -1249,7 +1060,7 @@
     <w:uiPriority w:val="9"/>
     <w:rsid w:val="00FC693F"/>
     <w:rPr>
-      <w:rFonts w:asciiTheme="majorHAnsi" w:eastAsiaTheme="majorEastAsia" w:hAnsiTheme="majorHAnsi" w:cstheme="majorBidi"/>
+      <w:rFonts/>
       <w:b/>
       <w:bCs/>
       <w:color w:val="4F81BD" w:themeColor="accent1"/>
@@ -1264,7 +1075,7 @@
     <w:uiPriority w:val="9"/>
     <w:rsid w:val="00FC693F"/>
     <w:rPr>
-      <w:rFonts w:asciiTheme="majorHAnsi" w:eastAsiaTheme="majorEastAsia" w:hAnsiTheme="majorHAnsi" w:cstheme="majorBidi"/>
+      <w:rFonts/>
       <w:b/>
       <w:bCs/>
       <w:color w:val="4F81BD" w:themeColor="accent1"/>
@@ -1279,19 +1090,17 @@
     <w:qFormat/>
     <w:rsid w:val="00FC693F"/>
     <w:pPr>
-      <w:pBdr>
-        <w:bottom w:val="single" w:sz="8" w:space="4" w:color="4F81BD" w:themeColor="accent1"/>
-      </w:pBdr>
-      <w:spacing w:after="300" w:line="240" w:lineRule="auto"/>
+      <w:spacing w:after="120" w:line="259" w:lineRule="auto"/>
       <w:contextualSpacing/>
     </w:pPr>
     <w:rPr>
-      <w:rFonts w:asciiTheme="majorHAnsi" w:eastAsiaTheme="majorEastAsia" w:hAnsiTheme="majorHAnsi" w:cstheme="majorBidi"/>
-      <w:color w:val="17365D" w:themeColor="text2" w:themeShade="BF"/>
+      <w:rFonts w:ascii="Times New Roman" w:hAnsi="Times New Roman"/>
+      <w:color w:val="000000"/>
       <w:spacing w:val="5"/>
       <w:kern w:val="28"/>
-      <w:sz w:val="52"/>
+      <w:sz w:val="40"/>
       <w:szCs w:val="52"/>
+      <w:lang w:val="ru-RU"/>
     </w:rPr>
   </w:style>
   <w:style w:type="character" w:customStyle="1" w:styleId="TitleChar">
@@ -1301,7 +1110,7 @@
     <w:uiPriority w:val="10"/>
     <w:rsid w:val="00FC693F"/>
     <w:rPr>
-      <w:rFonts w:asciiTheme="majorHAnsi" w:eastAsiaTheme="majorEastAsia" w:hAnsiTheme="majorHAnsi" w:cstheme="majorBidi"/>
+      <w:rFonts/>
       <w:color w:val="17365D" w:themeColor="text2" w:themeShade="BF"/>
       <w:spacing w:val="5"/>
       <w:kern w:val="28"/>
@@ -1323,7 +1132,7 @@
       </w:numPr>
     </w:pPr>
     <w:rPr>
-      <w:rFonts w:asciiTheme="majorHAnsi" w:eastAsiaTheme="majorEastAsia" w:hAnsiTheme="majorHAnsi" w:cstheme="majorBidi"/>
+      <w:rFonts/>
       <w:i/>
       <w:iCs/>
       <w:color w:val="4F81BD" w:themeColor="accent1"/>
@@ -1339,7 +1148,7 @@
     <w:uiPriority w:val="11"/>
     <w:rsid w:val="00FC693F"/>
     <w:rPr>
-      <w:rFonts w:asciiTheme="majorHAnsi" w:eastAsiaTheme="majorEastAsia" w:hAnsiTheme="majorHAnsi" w:cstheme="majorBidi"/>
+      <w:rFonts/>
       <w:i/>
       <w:iCs/>
       <w:color w:val="4F81BD" w:themeColor="accent1"/>
@@ -1464,8 +1273,15 @@
       <w:numPr>
         <w:numId w:val="1"/>
       </w:numPr>
+      <w:spacing w:after="120" w:line="259" w:lineRule="auto"/>
       <w:contextualSpacing/>
     </w:pPr>
+    <w:rPr>
+      <w:rFonts w:ascii="Times New Roman" w:hAnsi="Times New Roman"/>
+      <w:color w:val="000000"/>
+      <w:sz w:val="24"/>
+      <w:lang w:val="ru-RU"/>
+    </w:rPr>
   </w:style>
   <w:style w:type="paragraph" w:styleId="ListBullet2">
     <w:name w:val="List Bullet 2"/>
@@ -1637,7 +1453,7 @@
     <w:semiHidden/>
     <w:rsid w:val="00FC693F"/>
     <w:rPr>
-      <w:rFonts w:asciiTheme="majorHAnsi" w:eastAsiaTheme="majorEastAsia" w:hAnsiTheme="majorHAnsi" w:cstheme="majorBidi"/>
+      <w:rFonts/>
       <w:b/>
       <w:bCs/>
       <w:i/>
@@ -1653,7 +1469,7 @@
     <w:semiHidden/>
     <w:rsid w:val="00FC693F"/>
     <w:rPr>
-      <w:rFonts w:asciiTheme="majorHAnsi" w:eastAsiaTheme="majorEastAsia" w:hAnsiTheme="majorHAnsi" w:cstheme="majorBidi"/>
+      <w:rFonts/>
       <w:color w:val="243F60" w:themeColor="accent1" w:themeShade="7F"/>
     </w:rPr>
   </w:style>
@@ -1665,7 +1481,7 @@
     <w:semiHidden/>
     <w:rsid w:val="00FC693F"/>
     <w:rPr>
-      <w:rFonts w:asciiTheme="majorHAnsi" w:eastAsiaTheme="majorEastAsia" w:hAnsiTheme="majorHAnsi" w:cstheme="majorBidi"/>
+      <w:rFonts/>
       <w:i/>
       <w:iCs/>
       <w:color w:val="243F60" w:themeColor="accent1" w:themeShade="7F"/>
@@ -1679,7 +1495,7 @@
     <w:semiHidden/>
     <w:rsid w:val="00FC693F"/>
     <w:rPr>
-      <w:rFonts w:asciiTheme="majorHAnsi" w:eastAsiaTheme="majorEastAsia" w:hAnsiTheme="majorHAnsi" w:cstheme="majorBidi"/>
+      <w:rFonts/>
       <w:i/>
       <w:iCs/>
       <w:color w:val="404040" w:themeColor="text1" w:themeTint="BF"/>
@@ -1693,7 +1509,7 @@
     <w:semiHidden/>
     <w:rsid w:val="00FC693F"/>
     <w:rPr>
-      <w:rFonts w:asciiTheme="majorHAnsi" w:eastAsiaTheme="majorEastAsia" w:hAnsiTheme="majorHAnsi" w:cstheme="majorBidi"/>
+      <w:rFonts/>
       <w:color w:val="4F81BD" w:themeColor="accent1"/>
       <w:sz w:val="20"/>
       <w:szCs w:val="20"/>
@@ -1707,7 +1523,7 @@
     <w:semiHidden/>
     <w:rsid w:val="00FC693F"/>
     <w:rPr>
-      <w:rFonts w:asciiTheme="majorHAnsi" w:eastAsiaTheme="majorEastAsia" w:hAnsiTheme="majorHAnsi" w:cstheme="majorBidi"/>
+      <w:rFonts/>
       <w:i/>
       <w:iCs/>
       <w:color w:val="404040" w:themeColor="text1" w:themeTint="BF"/>
@@ -1766,9 +1582,6 @@
     <w:qFormat/>
     <w:rsid w:val="00FC693F"/>
     <w:pPr>
-      <w:pBdr>
-        <w:bottom w:val="single" w:sz="4" w:space="4" w:color="4F81BD" w:themeColor="accent1"/>
-      </w:pBdr>
       <w:spacing w:before="200" w:after="280"/>
       <w:ind w:left="936" w:right="936"/>
     </w:pPr>
@@ -3296,7 +3109,7 @@
         <w:spacing w:before="0" w:after="0" w:line="240" w:lineRule="auto"/>
       </w:pPr>
       <w:rPr>
-        <w:rFonts w:asciiTheme="majorHAnsi" w:eastAsiaTheme="majorEastAsia" w:hAnsiTheme="majorHAnsi" w:cstheme="majorBidi"/>
+        <w:rFonts/>
         <w:b/>
         <w:bCs/>
       </w:rPr>
@@ -3317,7 +3130,7 @@
         <w:spacing w:before="0" w:after="0" w:line="240" w:lineRule="auto"/>
       </w:pPr>
       <w:rPr>
-        <w:rFonts w:asciiTheme="majorHAnsi" w:eastAsiaTheme="majorEastAsia" w:hAnsiTheme="majorHAnsi" w:cstheme="majorBidi"/>
+        <w:rFonts/>
         <w:b/>
         <w:bCs/>
       </w:rPr>
@@ -3335,14 +3148,14 @@
     </w:tblStylePr>
     <w:tblStylePr w:type="firstCol">
       <w:rPr>
-        <w:rFonts w:asciiTheme="majorHAnsi" w:eastAsiaTheme="majorEastAsia" w:hAnsiTheme="majorHAnsi" w:cstheme="majorBidi"/>
+        <w:rFonts/>
         <w:b/>
         <w:bCs/>
       </w:rPr>
     </w:tblStylePr>
     <w:tblStylePr w:type="lastCol">
       <w:rPr>
-        <w:rFonts w:asciiTheme="majorHAnsi" w:eastAsiaTheme="majorEastAsia" w:hAnsiTheme="majorHAnsi" w:cstheme="majorBidi"/>
+        <w:rFonts/>
         <w:b/>
         <w:bCs/>
       </w:rPr>
@@ -3426,7 +3239,7 @@
         <w:spacing w:before="0" w:after="0" w:line="240" w:lineRule="auto"/>
       </w:pPr>
       <w:rPr>
-        <w:rFonts w:asciiTheme="majorHAnsi" w:eastAsiaTheme="majorEastAsia" w:hAnsiTheme="majorHAnsi" w:cstheme="majorBidi"/>
+        <w:rFonts/>
         <w:b/>
         <w:bCs/>
       </w:rPr>
@@ -3447,7 +3260,7 @@
         <w:spacing w:before="0" w:after="0" w:line="240" w:lineRule="auto"/>
       </w:pPr>
       <w:rPr>
-        <w:rFonts w:asciiTheme="majorHAnsi" w:eastAsiaTheme="majorEastAsia" w:hAnsiTheme="majorHAnsi" w:cstheme="majorBidi"/>
+        <w:rFonts/>
         <w:b/>
         <w:bCs/>
       </w:rPr>
@@ -3465,14 +3278,14 @@
     </w:tblStylePr>
     <w:tblStylePr w:type="firstCol">
       <w:rPr>
-        <w:rFonts w:asciiTheme="majorHAnsi" w:eastAsiaTheme="majorEastAsia" w:hAnsiTheme="majorHAnsi" w:cstheme="majorBidi"/>
+        <w:rFonts/>
         <w:b/>
         <w:bCs/>
       </w:rPr>
     </w:tblStylePr>
     <w:tblStylePr w:type="lastCol">
       <w:rPr>
-        <w:rFonts w:asciiTheme="majorHAnsi" w:eastAsiaTheme="majorEastAsia" w:hAnsiTheme="majorHAnsi" w:cstheme="majorBidi"/>
+        <w:rFonts/>
         <w:b/>
         <w:bCs/>
       </w:rPr>
@@ -3556,7 +3369,7 @@
         <w:spacing w:before="0" w:after="0" w:line="240" w:lineRule="auto"/>
       </w:pPr>
       <w:rPr>
-        <w:rFonts w:asciiTheme="majorHAnsi" w:eastAsiaTheme="majorEastAsia" w:hAnsiTheme="majorHAnsi" w:cstheme="majorBidi"/>
+        <w:rFonts/>
         <w:b/>
         <w:bCs/>
       </w:rPr>
@@ -3577,7 +3390,7 @@
         <w:spacing w:before="0" w:after="0" w:line="240" w:lineRule="auto"/>
       </w:pPr>
       <w:rPr>
-        <w:rFonts w:asciiTheme="majorHAnsi" w:eastAsiaTheme="majorEastAsia" w:hAnsiTheme="majorHAnsi" w:cstheme="majorBidi"/>
+        <w:rFonts/>
         <w:b/>
         <w:bCs/>
       </w:rPr>
@@ -3595,14 +3408,14 @@
     </w:tblStylePr>
     <w:tblStylePr w:type="firstCol">
       <w:rPr>
-        <w:rFonts w:asciiTheme="majorHAnsi" w:eastAsiaTheme="majorEastAsia" w:hAnsiTheme="majorHAnsi" w:cstheme="majorBidi"/>
+        <w:rFonts/>
         <w:b/>
         <w:bCs/>
       </w:rPr>
     </w:tblStylePr>
     <w:tblStylePr w:type="lastCol">
       <w:rPr>
-        <w:rFonts w:asciiTheme="majorHAnsi" w:eastAsiaTheme="majorEastAsia" w:hAnsiTheme="majorHAnsi" w:cstheme="majorBidi"/>
+        <w:rFonts/>
         <w:b/>
         <w:bCs/>
       </w:rPr>
@@ -3686,7 +3499,7 @@
         <w:spacing w:before="0" w:after="0" w:line="240" w:lineRule="auto"/>
       </w:pPr>
       <w:rPr>
-        <w:rFonts w:asciiTheme="majorHAnsi" w:eastAsiaTheme="majorEastAsia" w:hAnsiTheme="majorHAnsi" w:cstheme="majorBidi"/>
+        <w:rFonts/>
         <w:b/>
         <w:bCs/>
       </w:rPr>
@@ -3707,7 +3520,7 @@
         <w:spacing w:before="0" w:after="0" w:line="240" w:lineRule="auto"/>
       </w:pPr>
       <w:rPr>
-        <w:rFonts w:asciiTheme="majorHAnsi" w:eastAsiaTheme="majorEastAsia" w:hAnsiTheme="majorHAnsi" w:cstheme="majorBidi"/>
+        <w:rFonts/>
         <w:b/>
         <w:bCs/>
       </w:rPr>
@@ -3725,14 +3538,14 @@
     </w:tblStylePr>
     <w:tblStylePr w:type="firstCol">
       <w:rPr>
-        <w:rFonts w:asciiTheme="majorHAnsi" w:eastAsiaTheme="majorEastAsia" w:hAnsiTheme="majorHAnsi" w:cstheme="majorBidi"/>
+        <w:rFonts/>
         <w:b/>
         <w:bCs/>
       </w:rPr>
     </w:tblStylePr>
     <w:tblStylePr w:type="lastCol">
       <w:rPr>
-        <w:rFonts w:asciiTheme="majorHAnsi" w:eastAsiaTheme="majorEastAsia" w:hAnsiTheme="majorHAnsi" w:cstheme="majorBidi"/>
+        <w:rFonts/>
         <w:b/>
         <w:bCs/>
       </w:rPr>
@@ -3816,7 +3629,7 @@
         <w:spacing w:before="0" w:after="0" w:line="240" w:lineRule="auto"/>
       </w:pPr>
       <w:rPr>
-        <w:rFonts w:asciiTheme="majorHAnsi" w:eastAsiaTheme="majorEastAsia" w:hAnsiTheme="majorHAnsi" w:cstheme="majorBidi"/>
+        <w:rFonts/>
         <w:b/>
         <w:bCs/>
       </w:rPr>
@@ -3837,7 +3650,7 @@
         <w:spacing w:before="0" w:after="0" w:line="240" w:lineRule="auto"/>
       </w:pPr>
       <w:rPr>
-        <w:rFonts w:asciiTheme="majorHAnsi" w:eastAsiaTheme="majorEastAsia" w:hAnsiTheme="majorHAnsi" w:cstheme="majorBidi"/>
+        <w:rFonts/>
         <w:b/>
         <w:bCs/>
       </w:rPr>
@@ -3855,14 +3668,14 @@
     </w:tblStylePr>
     <w:tblStylePr w:type="firstCol">
       <w:rPr>
-        <w:rFonts w:asciiTheme="majorHAnsi" w:eastAsiaTheme="majorEastAsia" w:hAnsiTheme="majorHAnsi" w:cstheme="majorBidi"/>
+        <w:rFonts/>
         <w:b/>
         <w:bCs/>
       </w:rPr>
     </w:tblStylePr>
     <w:tblStylePr w:type="lastCol">
       <w:rPr>
-        <w:rFonts w:asciiTheme="majorHAnsi" w:eastAsiaTheme="majorEastAsia" w:hAnsiTheme="majorHAnsi" w:cstheme="majorBidi"/>
+        <w:rFonts/>
         <w:b/>
         <w:bCs/>
       </w:rPr>
@@ -3946,7 +3759,7 @@
         <w:spacing w:before="0" w:after="0" w:line="240" w:lineRule="auto"/>
       </w:pPr>
       <w:rPr>
-        <w:rFonts w:asciiTheme="majorHAnsi" w:eastAsiaTheme="majorEastAsia" w:hAnsiTheme="majorHAnsi" w:cstheme="majorBidi"/>
+        <w:rFonts/>
         <w:b/>
         <w:bCs/>
       </w:rPr>
@@ -3967,7 +3780,7 @@
         <w:spacing w:before="0" w:after="0" w:line="240" w:lineRule="auto"/>
       </w:pPr>
       <w:rPr>
-        <w:rFonts w:asciiTheme="majorHAnsi" w:eastAsiaTheme="majorEastAsia" w:hAnsiTheme="majorHAnsi" w:cstheme="majorBidi"/>
+        <w:rFonts/>
         <w:b/>
         <w:bCs/>
       </w:rPr>
@@ -3985,14 +3798,14 @@
     </w:tblStylePr>
     <w:tblStylePr w:type="firstCol">
       <w:rPr>
-        <w:rFonts w:asciiTheme="majorHAnsi" w:eastAsiaTheme="majorEastAsia" w:hAnsiTheme="majorHAnsi" w:cstheme="majorBidi"/>
+        <w:rFonts/>
         <w:b/>
         <w:bCs/>
       </w:rPr>
     </w:tblStylePr>
     <w:tblStylePr w:type="lastCol">
       <w:rPr>
-        <w:rFonts w:asciiTheme="majorHAnsi" w:eastAsiaTheme="majorEastAsia" w:hAnsiTheme="majorHAnsi" w:cstheme="majorBidi"/>
+        <w:rFonts/>
         <w:b/>
         <w:bCs/>
       </w:rPr>
@@ -4076,7 +3889,7 @@
         <w:spacing w:before="0" w:after="0" w:line="240" w:lineRule="auto"/>
       </w:pPr>
       <w:rPr>
-        <w:rFonts w:asciiTheme="majorHAnsi" w:eastAsiaTheme="majorEastAsia" w:hAnsiTheme="majorHAnsi" w:cstheme="majorBidi"/>
+        <w:rFonts/>
         <w:b/>
         <w:bCs/>
       </w:rPr>
@@ -4097,7 +3910,7 @@
         <w:spacing w:before="0" w:after="0" w:line="240" w:lineRule="auto"/>
       </w:pPr>
       <w:rPr>
-        <w:rFonts w:asciiTheme="majorHAnsi" w:eastAsiaTheme="majorEastAsia" w:hAnsiTheme="majorHAnsi" w:cstheme="majorBidi"/>
+        <w:rFonts/>
         <w:b/>
         <w:bCs/>
       </w:rPr>
@@ -4115,14 +3928,14 @@
     </w:tblStylePr>
     <w:tblStylePr w:type="firstCol">
       <w:rPr>
-        <w:rFonts w:asciiTheme="majorHAnsi" w:eastAsiaTheme="majorEastAsia" w:hAnsiTheme="majorHAnsi" w:cstheme="majorBidi"/>
+        <w:rFonts/>
         <w:b/>
         <w:bCs/>
       </w:rPr>
     </w:tblStylePr>
     <w:tblStylePr w:type="lastCol">
       <w:rPr>
-        <w:rFonts w:asciiTheme="majorHAnsi" w:eastAsiaTheme="majorEastAsia" w:hAnsiTheme="majorHAnsi" w:cstheme="majorBidi"/>
+        <w:rFonts/>
         <w:b/>
         <w:bCs/>
       </w:rPr>
@@ -5987,7 +5800,7 @@
     </w:tblPr>
     <w:tblStylePr w:type="firstRow">
       <w:rPr>
-        <w:rFonts w:asciiTheme="majorHAnsi" w:eastAsiaTheme="majorEastAsia" w:hAnsiTheme="majorHAnsi" w:cstheme="majorBidi"/>
+        <w:rFonts/>
       </w:rPr>
       <w:tblPr/>
       <w:tcPr>
@@ -6071,7 +5884,7 @@
     </w:tblPr>
     <w:tblStylePr w:type="firstRow">
       <w:rPr>
-        <w:rFonts w:asciiTheme="majorHAnsi" w:eastAsiaTheme="majorEastAsia" w:hAnsiTheme="majorHAnsi" w:cstheme="majorBidi"/>
+        <w:rFonts/>
       </w:rPr>
       <w:tblPr/>
       <w:tcPr>
@@ -6155,7 +5968,7 @@
     </w:tblPr>
     <w:tblStylePr w:type="firstRow">
       <w:rPr>
-        <w:rFonts w:asciiTheme="majorHAnsi" w:eastAsiaTheme="majorEastAsia" w:hAnsiTheme="majorHAnsi" w:cstheme="majorBidi"/>
+        <w:rFonts/>
       </w:rPr>
       <w:tblPr/>
       <w:tcPr>
@@ -6239,7 +6052,7 @@
     </w:tblPr>
     <w:tblStylePr w:type="firstRow">
       <w:rPr>
-        <w:rFonts w:asciiTheme="majorHAnsi" w:eastAsiaTheme="majorEastAsia" w:hAnsiTheme="majorHAnsi" w:cstheme="majorBidi"/>
+        <w:rFonts/>
       </w:rPr>
       <w:tblPr/>
       <w:tcPr>
@@ -6323,7 +6136,7 @@
     </w:tblPr>
     <w:tblStylePr w:type="firstRow">
       <w:rPr>
-        <w:rFonts w:asciiTheme="majorHAnsi" w:eastAsiaTheme="majorEastAsia" w:hAnsiTheme="majorHAnsi" w:cstheme="majorBidi"/>
+        <w:rFonts/>
       </w:rPr>
       <w:tblPr/>
       <w:tcPr>
@@ -6407,7 +6220,7 @@
     </w:tblPr>
     <w:tblStylePr w:type="firstRow">
       <w:rPr>
-        <w:rFonts w:asciiTheme="majorHAnsi" w:eastAsiaTheme="majorEastAsia" w:hAnsiTheme="majorHAnsi" w:cstheme="majorBidi"/>
+        <w:rFonts/>
       </w:rPr>
       <w:tblPr/>
       <w:tcPr>
@@ -6491,7 +6304,7 @@
     </w:tblPr>
     <w:tblStylePr w:type="firstRow">
       <w:rPr>
-        <w:rFonts w:asciiTheme="majorHAnsi" w:eastAsiaTheme="majorEastAsia" w:hAnsiTheme="majorHAnsi" w:cstheme="majorBidi"/>
+        <w:rFonts/>
       </w:rPr>
       <w:tblPr/>
       <w:tcPr>
@@ -6556,7 +6369,7 @@
       <w:spacing w:after="0" w:line="240" w:lineRule="auto"/>
     </w:pPr>
     <w:rPr>
-      <w:rFonts w:asciiTheme="majorHAnsi" w:eastAsiaTheme="majorEastAsia" w:hAnsiTheme="majorHAnsi" w:cstheme="majorBidi"/>
+      <w:rFonts/>
       <w:color w:val="000000" w:themeColor="text1"/>
     </w:rPr>
     <w:tblPr>
@@ -6684,7 +6497,7 @@
       <w:spacing w:after="0" w:line="240" w:lineRule="auto"/>
     </w:pPr>
     <w:rPr>
-      <w:rFonts w:asciiTheme="majorHAnsi" w:eastAsiaTheme="majorEastAsia" w:hAnsiTheme="majorHAnsi" w:cstheme="majorBidi"/>
+      <w:rFonts/>
       <w:color w:val="000000" w:themeColor="text1"/>
     </w:rPr>
     <w:tblPr>
@@ -6812,7 +6625,7 @@
       <w:spacing w:after="0" w:line="240" w:lineRule="auto"/>
     </w:pPr>
     <w:rPr>
-      <w:rFonts w:asciiTheme="majorHAnsi" w:eastAsiaTheme="majorEastAsia" w:hAnsiTheme="majorHAnsi" w:cstheme="majorBidi"/>
+      <w:rFonts/>
       <w:color w:val="000000" w:themeColor="text1"/>
     </w:rPr>
     <w:tblPr>
@@ -6940,7 +6753,7 @@
       <w:spacing w:after="0" w:line="240" w:lineRule="auto"/>
     </w:pPr>
     <w:rPr>
-      <w:rFonts w:asciiTheme="majorHAnsi" w:eastAsiaTheme="majorEastAsia" w:hAnsiTheme="majorHAnsi" w:cstheme="majorBidi"/>
+      <w:rFonts/>
       <w:color w:val="000000" w:themeColor="text1"/>
     </w:rPr>
     <w:tblPr>
@@ -7068,7 +6881,7 @@
       <w:spacing w:after="0" w:line="240" w:lineRule="auto"/>
     </w:pPr>
     <w:rPr>
-      <w:rFonts w:asciiTheme="majorHAnsi" w:eastAsiaTheme="majorEastAsia" w:hAnsiTheme="majorHAnsi" w:cstheme="majorBidi"/>
+      <w:rFonts/>
       <w:color w:val="000000" w:themeColor="text1"/>
     </w:rPr>
     <w:tblPr>
@@ -7196,7 +7009,7 @@
       <w:spacing w:after="0" w:line="240" w:lineRule="auto"/>
     </w:pPr>
     <w:rPr>
-      <w:rFonts w:asciiTheme="majorHAnsi" w:eastAsiaTheme="majorEastAsia" w:hAnsiTheme="majorHAnsi" w:cstheme="majorBidi"/>
+      <w:rFonts/>
       <w:color w:val="000000" w:themeColor="text1"/>
     </w:rPr>
     <w:tblPr>
@@ -7324,7 +7137,7 @@
       <w:spacing w:after="0" w:line="240" w:lineRule="auto"/>
     </w:pPr>
     <w:rPr>
-      <w:rFonts w:asciiTheme="majorHAnsi" w:eastAsiaTheme="majorEastAsia" w:hAnsiTheme="majorHAnsi" w:cstheme="majorBidi"/>
+      <w:rFonts/>
       <w:color w:val="000000" w:themeColor="text1"/>
     </w:rPr>
     <w:tblPr>
@@ -7963,7 +7776,7 @@
       <w:spacing w:after="0" w:line="240" w:lineRule="auto"/>
     </w:pPr>
     <w:rPr>
-      <w:rFonts w:asciiTheme="majorHAnsi" w:eastAsiaTheme="majorEastAsia" w:hAnsiTheme="majorHAnsi" w:cstheme="majorBidi"/>
+      <w:rFonts/>
       <w:color w:val="000000" w:themeColor="text1"/>
     </w:rPr>
     <w:tblPr>
@@ -8088,7 +7901,7 @@
       <w:spacing w:after="0" w:line="240" w:lineRule="auto"/>
     </w:pPr>
     <w:rPr>
-      <w:rFonts w:asciiTheme="majorHAnsi" w:eastAsiaTheme="majorEastAsia" w:hAnsiTheme="majorHAnsi" w:cstheme="majorBidi"/>
+      <w:rFonts/>
       <w:color w:val="000000" w:themeColor="text1"/>
     </w:rPr>
     <w:tblPr>
@@ -8213,7 +8026,7 @@
       <w:spacing w:after="0" w:line="240" w:lineRule="auto"/>
     </w:pPr>
     <w:rPr>
-      <w:rFonts w:asciiTheme="majorHAnsi" w:eastAsiaTheme="majorEastAsia" w:hAnsiTheme="majorHAnsi" w:cstheme="majorBidi"/>
+      <w:rFonts/>
       <w:color w:val="000000" w:themeColor="text1"/>
     </w:rPr>
     <w:tblPr>
@@ -8338,7 +8151,7 @@
       <w:spacing w:after="0" w:line="240" w:lineRule="auto"/>
     </w:pPr>
     <w:rPr>
-      <w:rFonts w:asciiTheme="majorHAnsi" w:eastAsiaTheme="majorEastAsia" w:hAnsiTheme="majorHAnsi" w:cstheme="majorBidi"/>
+      <w:rFonts/>
       <w:color w:val="000000" w:themeColor="text1"/>
     </w:rPr>
     <w:tblPr>
@@ -8463,7 +8276,7 @@
       <w:spacing w:after="0" w:line="240" w:lineRule="auto"/>
     </w:pPr>
     <w:rPr>
-      <w:rFonts w:asciiTheme="majorHAnsi" w:eastAsiaTheme="majorEastAsia" w:hAnsiTheme="majorHAnsi" w:cstheme="majorBidi"/>
+      <w:rFonts/>
       <w:color w:val="000000" w:themeColor="text1"/>
     </w:rPr>
     <w:tblPr>
@@ -8588,7 +8401,7 @@
       <w:spacing w:after="0" w:line="240" w:lineRule="auto"/>
     </w:pPr>
     <w:rPr>
-      <w:rFonts w:asciiTheme="majorHAnsi" w:eastAsiaTheme="majorEastAsia" w:hAnsiTheme="majorHAnsi" w:cstheme="majorBidi"/>
+      <w:rFonts/>
       <w:color w:val="000000" w:themeColor="text1"/>
     </w:rPr>
     <w:tblPr>
@@ -8713,7 +8526,7 @@
       <w:spacing w:after="0" w:line="240" w:lineRule="auto"/>
     </w:pPr>
     <w:rPr>
-      <w:rFonts w:asciiTheme="majorHAnsi" w:eastAsiaTheme="majorEastAsia" w:hAnsiTheme="majorHAnsi" w:cstheme="majorBidi"/>
+      <w:rFonts/>
       <w:color w:val="000000" w:themeColor="text1"/>
     </w:rPr>
     <w:tblPr>
